--- a/workingfile/DTL_Master_Thesis_Full_Structure_Template.docx
+++ b/workingfile/DTL_Master_Thesis_Full_Structure_Template.docx
@@ -1262,15 +1262,15 @@
           <w:color w:val="000000"/>
           <w:sz w:val="20"/>
         </w:rPr>
-        <w:t>3.2.2. Mapping Scales with the Official 25-Item Survey Questionnaire</w:t>
-        <w:tab/>
-        <w:t>35</w:t>
+        <w:t>3.2.2. Mapping Scales with the Official 32-Item Survey Questionnaire</w:t>
       </w:r>
       <w:r>
         <w:rPr>
           <w:color w:val="000000"/>
           <w:sz w:val="20"/>
         </w:rPr>
+        <w:tab/>
+        <w:t>35</w:t>
       </w:r>
     </w:p>
     <w:p>
@@ -1736,14 +1736,14 @@
           <w:sz w:val="20"/>
         </w:rPr>
         <w:t>4.1.5. Multi-Banking Status Distribution</w:t>
-        <w:tab/>
-        <w:t>52</w:t>
       </w:r>
       <w:r>
         <w:rPr>
           <w:color w:val="000000"/>
           <w:sz w:val="20"/>
         </w:rPr>
+        <w:tab/>
+        <w:t>52</w:t>
       </w:r>
     </w:p>
     <w:p>
@@ -1957,14 +1957,14 @@
           <w:sz w:val="20"/>
         </w:rPr>
         <w:t>4.5.3. Robustness Check with Ownership, Size and Multi-Banking Control Dummies</w:t>
-        <w:tab/>
-        <w:t>66</w:t>
       </w:r>
       <w:r>
         <w:rPr>
           <w:color w:val="000000"/>
           <w:sz w:val="20"/>
         </w:rPr>
+        <w:tab/>
+        <w:t>66</w:t>
       </w:r>
     </w:p>
     <w:p>
@@ -2081,14 +2081,14 @@
           <w:sz w:val="20"/>
         </w:rPr>
         <w:t>4.6.4. Selection Differences between Single-Bank and Multi-Bank Users (t-test)</w:t>
-        <w:tab/>
-        <w:t>71</w:t>
       </w:r>
       <w:r>
         <w:rPr>
           <w:color w:val="000000"/>
           <w:sz w:val="20"/>
         </w:rPr>
+        <w:tab/>
+        <w:t>71</w:t>
       </w:r>
     </w:p>
     <w:p>
@@ -2353,14 +2353,14 @@
           <w:sz w:val="21"/>
         </w:rPr>
         <w:t>Appendix 1: Sample Demographic Characteristics Output</w:t>
-        <w:tab/>
-        <w:t>92</w:t>
       </w:r>
       <w:r>
         <w:rPr>
           <w:color w:val="000000"/>
           <w:sz w:val="21"/>
         </w:rPr>
+        <w:tab/>
+        <w:t>92</w:t>
       </w:r>
     </w:p>
     <w:p>
@@ -2377,14 +2377,14 @@
           <w:sz w:val="21"/>
         </w:rPr>
         <w:t>Appendix 2: Cronbach’s Alpha Reliability Analysis Output</w:t>
-        <w:tab/>
-        <w:t>94</w:t>
       </w:r>
       <w:r>
         <w:rPr>
           <w:color w:val="000000"/>
           <w:sz w:val="21"/>
         </w:rPr>
+        <w:tab/>
+        <w:t>94</w:t>
       </w:r>
     </w:p>
     <w:p>
@@ -2401,14 +2401,14 @@
           <w:sz w:val="21"/>
         </w:rPr>
         <w:t>Appendix 3: EFA Total Variance Explained &amp; Rotated Component Matrix Output</w:t>
-        <w:tab/>
-        <w:t>96</w:t>
       </w:r>
       <w:r>
         <w:rPr>
           <w:color w:val="000000"/>
           <w:sz w:val="21"/>
         </w:rPr>
+        <w:tab/>
+        <w:t>96</w:t>
       </w:r>
     </w:p>
     <w:p>
@@ -2425,14 +2425,14 @@
           <w:sz w:val="21"/>
         </w:rPr>
         <w:t>Appendix 4: OLS Multiple Regression, VIF &amp; Sub-group ANOVA Output</w:t>
-        <w:tab/>
-        <w:t>99</w:t>
       </w:r>
       <w:r>
         <w:rPr>
           <w:color w:val="000000"/>
           <w:sz w:val="21"/>
         </w:rPr>
+        <w:tab/>
+        <w:t>99</w:t>
       </w:r>
     </w:p>
     <w:p>
@@ -3635,7 +3635,7 @@
                 <w:b/>
                 <w:color w:val="000000"/>
               </w:rPr>
-              <w:t>Measurement Content (34 Items)</w:t>
+              <w:t>Measurement Content (25 Items)</w:t>
             </w:r>
           </w:p>
         </w:tc>
@@ -4268,7 +4268,7 @@
         <w:pStyle w:val="Heading3"/>
       </w:pPr>
       <w:r>
-        <w:t>3.2.2. Mapping Scales with the Official 25-Item Survey Questionnaire</w:t>
+        <w:t>3.2.2. Mapping Scales with the Official 32-Item Survey Questionnaire</w:t>
       </w:r>
     </w:p>
     <w:p>
